--- a/Sprint20260921-20261002/HERO-69026_20261008_112534.docx
+++ b/Sprint20260921-20261002/HERO-69026_20261008_112534.docx
@@ -16,6 +16,21 @@
           <w:u w:val="none"/>
         </w:rPr>
         <w:t>HERO-69026 Test Report</w:t>
+      </w:r>
+    </w:p>
+    <w:p>
+      <w:pPr>
+        <w:spacing w:before="0" w:after="80"/>
+      </w:pPr>
+      <w:r>
+        <w:rPr>
+          <w:rFonts w:ascii="Arial" w:hAnsi="Arial" w:eastAsia="Arial" w:cs="Arial"/>
+          <w:b w:val="0"/>
+          <w:color w:val="000000"/>
+          <w:sz w:val="20"/>
+          <w:u w:val="none"/>
+        </w:rPr>
+        <w:t>&gt; Font: Arial for the entire document. L1: 16pt bold center; L2: 13pt bold underlined; L3: 12pt bold blue (#001eff); L4: 11pt bold blue (#001eff); body: 10pt. Language: English.</w:t>
       </w:r>
     </w:p>
     <w:p>
@@ -45,22 +60,7 @@
           <w:sz w:val="24"/>
           <w:u w:val="none"/>
         </w:rPr>
-        <w:t>F1.GEMS Post Online Comp — Mask Date Of Birth Input On Mobile View</w:t>
-      </w:r>
-    </w:p>
-    <w:p>
-      <w:pPr>
-        <w:spacing w:before="120" w:after="60"/>
-      </w:pPr>
-      <w:r>
-        <w:rPr>
-          <w:rFonts w:ascii="Arial" w:hAnsi="Arial" w:eastAsia="Arial" w:cs="Arial"/>
-          <w:b/>
-          <w:color w:val="001EFF"/>
-          <w:sz w:val="22"/>
-          <w:u w:val="none"/>
-        </w:rPr>
-        <w:t>F1.1.Verify Station Group Configuration For Masking Date Of Birth</w:t>
+        <w:t>F1. GEMS Interface Setup for Masking Date of Birth</w:t>
       </w:r>
     </w:p>
     <w:p>
@@ -91,7 +91,7 @@
           <w:sz w:val="20"/>
           <w:u w:val="none"/>
         </w:rPr>
-        <w:t>1. The fixed POS client build is deployed on a vertical mobile device (Android Mobile / Apple iPad Tablet / iPhone)</w:t>
+        <w:t>1. A GEMS gaming interface is configured in Infrasys Cloud platform under Interface Control &gt; Interfaces.</w:t>
       </w:r>
     </w:p>
     <w:p>
@@ -107,39 +107,7 @@
           <w:sz w:val="20"/>
           <w:u w:val="none"/>
         </w:rPr>
-        <w:t>2. A GEMS gaming interface is configured on Infrasys Cloud platform &gt; Interface Control &gt; Interfaces (vendor key: gems) with the "Station Groups for Masking Date of Birth (Setup 1)" populated with the target station group L1</w:t>
-      </w:r>
-    </w:p>
-    <w:p>
-      <w:pPr>
-        <w:spacing w:before="0" w:after="40"/>
-        <w:ind w:left="360" w:hanging="240"/>
-      </w:pPr>
-      <w:r>
-        <w:rPr>
-          <w:rFonts w:ascii="Arial" w:hAnsi="Arial" w:eastAsia="Arial" w:cs="Arial"/>
-          <w:b w:val="0"/>
-          <w:color w:val="000000"/>
-          <w:sz w:val="20"/>
-          <w:u w:val="none"/>
-        </w:rPr>
-        <w:t>3. The GEMS gaming interface has the "Post Online Comp" payment type attached</w:t>
-      </w:r>
-    </w:p>
-    <w:p>
-      <w:pPr>
-        <w:spacing w:before="0" w:after="40"/>
-        <w:ind w:left="360" w:hanging="240"/>
-      </w:pPr>
-      <w:r>
-        <w:rPr>
-          <w:rFonts w:ascii="Arial" w:hAnsi="Arial" w:eastAsia="Arial" w:cs="Arial"/>
-          <w:b w:val="0"/>
-          <w:color w:val="000000"/>
-          <w:sz w:val="20"/>
-          <w:u w:val="none"/>
-        </w:rPr>
-        <w:t>4. Test environment: Local / HQ test environment</w:t>
+        <w:t>2. The user has permission to edit interface settings.</w:t>
       </w:r>
     </w:p>
     <w:p>
@@ -170,7 +138,7 @@
           <w:sz w:val="20"/>
           <w:u w:val="none"/>
         </w:rPr>
-        <w:t>1. Open the Infrasys Cloud platform &gt; Interface Control &gt; Interfaces and select the target GEMS gaming interface</w:t>
+        <w:t>1. Open the target GEMS gaming interface setup.</w:t>
       </w:r>
     </w:p>
     <w:p>
@@ -186,7 +154,7 @@
           <w:sz w:val="20"/>
           <w:u w:val="none"/>
         </w:rPr>
-        <w:t>2. Verify the interface setup includes the "Station Groups for Masking Date of Birth (Setup 1)" field</w:t>
+        <w:t>2. Fill in "Station Groups for Masking Date of Birth (Setup 1)" with a target station group name in language 1.</w:t>
       </w:r>
     </w:p>
     <w:p>
@@ -202,23 +170,7 @@
           <w:sz w:val="20"/>
           <w:u w:val="none"/>
         </w:rPr>
-        <w:t>3. Verify the field is populated with the target station group L1 and save the configuration</w:t>
-      </w:r>
-    </w:p>
-    <w:p>
-      <w:pPr>
-        <w:spacing w:before="0" w:after="40"/>
-        <w:ind w:left="360" w:hanging="240"/>
-      </w:pPr>
-      <w:r>
-        <w:rPr>
-          <w:rFonts w:ascii="Arial" w:hAnsi="Arial" w:eastAsia="Arial" w:cs="Arial"/>
-          <w:b w:val="0"/>
-          <w:color w:val="000000"/>
-          <w:sz w:val="20"/>
-          <w:u w:val="none"/>
-        </w:rPr>
-        <w:t>4. Confirm the target mobile station belongs to the configured station group L1</w:t>
+        <w:t>3. Click "Save" and reopen the interface record.</w:t>
       </w:r>
     </w:p>
     <w:p>
@@ -249,7 +201,7 @@
           <w:sz w:val="20"/>
           <w:u w:val="none"/>
         </w:rPr>
-        <w:t>1. The GEMS gaming interface setup page shows the "Station Groups for Masking Date of Birth (Setup 1)" field as per the new feature</w:t>
+        <w:t>1. The "Station Groups for Masking Date of Birth" field is available under Payment Setting and accepts the station group name.</w:t>
       </w:r>
     </w:p>
     <w:p>
@@ -265,7 +217,7 @@
           <w:sz w:val="20"/>
           <w:u w:val="none"/>
         </w:rPr>
-        <w:t>2. The target station group L1 is saved successfully in Setup 1</w:t>
+        <w:t>2. The record is saved successfully and the configured station group is retained after reopening.</w:t>
       </w:r>
     </w:p>
     <w:p>
@@ -281,7 +233,22 @@
           <w:sz w:val="20"/>
           <w:u w:val="none"/>
         </w:rPr>
-        <w:t>3. The target mobile station is confirmed to belong to the configured station group L1</w:t>
+        <w:t>3. The setup can be edited or cleared and saved again without error.</w:t>
+      </w:r>
+    </w:p>
+    <w:p>
+      <w:pPr>
+        <w:spacing w:before="160" w:after="80"/>
+      </w:pPr>
+      <w:r>
+        <w:rPr>
+          <w:rFonts w:ascii="Arial" w:hAnsi="Arial" w:eastAsia="Arial" w:cs="Arial"/>
+          <w:b/>
+          <w:color w:val="001EFF"/>
+          <w:sz w:val="24"/>
+          <w:u w:val="none"/>
+        </w:rPr>
+        <w:t>F2. Mask Date of Birth Input on Post Online Comp Payment</w:t>
       </w:r>
     </w:p>
     <w:p>
@@ -296,7 +263,7 @@
           <w:sz w:val="22"/>
           <w:u w:val="none"/>
         </w:rPr>
-        <w:t>F1.2.Verify Date Of Birth Input Is Masked On Vertical Mobile View For Configured Station Group</w:t>
+        <w:t>F2.1. Masked Date of Birth Input When Station Belongs to Configured Station Group on a Vertical Device</w:t>
       </w:r>
     </w:p>
     <w:p>
@@ -327,7 +294,7 @@
           <w:sz w:val="20"/>
           <w:u w:val="none"/>
         </w:rPr>
-        <w:t>1. The fixed POS client build is deployed on a vertical mobile device (Android Mobile / Apple iPad Tablet / iPhone)</w:t>
+        <w:t>1. Setup 1 contains the station group of the current station.</w:t>
       </w:r>
     </w:p>
     <w:p>
@@ -343,7 +310,7 @@
           <w:sz w:val="20"/>
           <w:u w:val="none"/>
         </w:rPr>
-        <w:t>2. The GEMS gaming interface is configured with the "Station Groups for Masking Date of Birth (Setup 1)" populated with the target station group L1</w:t>
+        <w:t>2. The current station is a vertical mobile device.</w:t>
       </w:r>
     </w:p>
     <w:p>
@@ -359,7 +326,7 @@
           <w:sz w:val="20"/>
           <w:u w:val="none"/>
         </w:rPr>
-        <w:t>3. The current station belongs to the configured station group L1 and the device is set to vertical mobile view</w:t>
+        <w:t>3. A payment method attached with the GEMS gaming interface and payment type "Post Online Comp" is available.</w:t>
       </w:r>
     </w:p>
     <w:p>
@@ -375,23 +342,7 @@
           <w:sz w:val="20"/>
           <w:u w:val="none"/>
         </w:rPr>
-        <w:t>4. A printed check exists for which the Post Online Comp payment will be applied</w:t>
-      </w:r>
-    </w:p>
-    <w:p>
-      <w:pPr>
-        <w:spacing w:before="0" w:after="40"/>
-        <w:ind w:left="360" w:hanging="240"/>
-      </w:pPr>
-      <w:r>
-        <w:rPr>
-          <w:rFonts w:ascii="Arial" w:hAnsi="Arial" w:eastAsia="Arial" w:cs="Arial"/>
-          <w:b w:val="0"/>
-          <w:color w:val="000000"/>
-          <w:sz w:val="20"/>
-          <w:u w:val="none"/>
-        </w:rPr>
-        <w:t>5. Test environment: Local / HQ test environment</w:t>
+        <w:t>4. A printed check exists.</w:t>
       </w:r>
     </w:p>
     <w:p>
@@ -422,7 +373,7 @@
           <w:sz w:val="20"/>
           <w:u w:val="none"/>
         </w:rPr>
-        <w:t>1. Open a printed check on the POS client</w:t>
+        <w:t>1. Open the printed check and click "Paid" to go to the cashier.</w:t>
       </w:r>
     </w:p>
     <w:p>
@@ -438,7 +389,7 @@
           <w:sz w:val="20"/>
           <w:u w:val="none"/>
         </w:rPr>
-        <w:t>2. Click the function "Paid" to go to the cashier</w:t>
+        <w:t>2. Select the GEMS "Post Online Comp" payment method.</w:t>
       </w:r>
     </w:p>
     <w:p>
@@ -454,7 +405,7 @@
           <w:sz w:val="20"/>
           <w:u w:val="none"/>
         </w:rPr>
-        <w:t>3. Select the payment method attached with the GEMS gaming interface having the payment type "Post Online Comp"</w:t>
+        <w:t>3. Input the patron number and click "Enquiry".</w:t>
       </w:r>
     </w:p>
     <w:p>
@@ -470,7 +421,7 @@
           <w:sz w:val="20"/>
           <w:u w:val="none"/>
         </w:rPr>
-        <w:t>4. Input the patron number</w:t>
+        <w:t>4. Wait for the external party API response and proceed to the date of birth input.</w:t>
       </w:r>
     </w:p>
     <w:p>
@@ -486,39 +437,7 @@
           <w:sz w:val="20"/>
           <w:u w:val="none"/>
         </w:rPr>
-        <w:t>5. Click the button "Enquiry"</w:t>
-      </w:r>
-    </w:p>
-    <w:p>
-      <w:pPr>
-        <w:spacing w:before="0" w:after="40"/>
-        <w:ind w:left="360" w:hanging="240"/>
-      </w:pPr>
-      <w:r>
-        <w:rPr>
-          <w:rFonts w:ascii="Arial" w:hAnsi="Arial" w:eastAsia="Arial" w:cs="Arial"/>
-          <w:b w:val="0"/>
-          <w:color w:val="000000"/>
-          <w:sz w:val="20"/>
-          <w:u w:val="none"/>
-        </w:rPr>
-        <w:t>6. Verify the system triggers the external party API for enquiry and displays the patron details returned in the response</w:t>
-      </w:r>
-    </w:p>
-    <w:p>
-      <w:pPr>
-        <w:spacing w:before="0" w:after="40"/>
-        <w:ind w:left="360" w:hanging="240"/>
-      </w:pPr>
-      <w:r>
-        <w:rPr>
-          <w:rFonts w:ascii="Arial" w:hAnsi="Arial" w:eastAsia="Arial" w:cs="Arial"/>
-          <w:b w:val="0"/>
-          <w:color w:val="000000"/>
-          <w:sz w:val="20"/>
-          <w:u w:val="none"/>
-        </w:rPr>
-        <w:t>7. Verify the date of birth input field on the mobile view is masked when entering the date of birth (for example, characters are masked as the user types)</w:t>
+        <w:t>5. Enter the date of birth in the input field.</w:t>
       </w:r>
     </w:p>
     <w:p>
@@ -549,7 +468,7 @@
           <w:sz w:val="20"/>
           <w:u w:val="none"/>
         </w:rPr>
-        <w:t>1. The "Paid" function opens the cashier screen and the GEMS "Post Online Comp" payment method is selectable</w:t>
+        <w:t>1. The patron details returned from the enquiry API are displayed.</w:t>
       </w:r>
     </w:p>
     <w:p>
@@ -565,7 +484,7 @@
           <w:sz w:val="20"/>
           <w:u w:val="none"/>
         </w:rPr>
-        <w:t>2. After inputting the patron number and clicking "Enquiry", the system triggers the external party API for enquiry and displays the patron details returned in the response</w:t>
+        <w:t>2. The date of birth input is masked during input on the vertical mobile view.</w:t>
       </w:r>
     </w:p>
     <w:p>
@@ -581,38 +500,7 @@
           <w:sz w:val="20"/>
           <w:u w:val="none"/>
         </w:rPr>
-        <w:t>3. The date of birth input field on the vertical mobile view is masked during input — characters entered by the user are not displayed in plain text</w:t>
-      </w:r>
-    </w:p>
-    <w:p>
-      <w:pPr>
-        <w:spacing w:before="0" w:after="40"/>
-        <w:ind w:left="360" w:hanging="240"/>
-      </w:pPr>
-      <w:r>
-        <w:rPr>
-          <w:rFonts w:ascii="Arial" w:hAnsi="Arial" w:eastAsia="Arial" w:cs="Arial"/>
-          <w:b w:val="0"/>
-          <w:color w:val="000000"/>
-          <w:sz w:val="20"/>
-          <w:u w:val="none"/>
-        </w:rPr>
-        <w:t>4. The masking behaviour only takes effect when the current station belongs to the configured station group L1 and the device is set to vertical mobile view</w:t>
-      </w:r>
-    </w:p>
-    <w:p>
-      <w:pPr>
-        <w:spacing w:before="160" w:after="80"/>
-      </w:pPr>
-      <w:r>
-        <w:rPr>
-          <w:rFonts w:ascii="Arial" w:hAnsi="Arial" w:eastAsia="Arial" w:cs="Arial"/>
-          <w:b/>
-          <w:color w:val="001EFF"/>
-          <w:sz w:val="24"/>
-          <w:u w:val="none"/>
-        </w:rPr>
-        <w:t>F2.Non-Configured Station / Non-Mobile Device Behaviour</w:t>
+        <w:t>3. The entered date of birth is not visible in plain text on the screen.</w:t>
       </w:r>
     </w:p>
     <w:p>
@@ -627,7 +515,7 @@
           <w:sz w:val="22"/>
           <w:u w:val="none"/>
         </w:rPr>
-        <w:t>F2.1.Verify Date Of Birth Input Is Unmasked When Station Is Not In The Configured Station Group</w:t>
+        <w:t>F2.2. Complete Post Online Comp Payment with Masked Date of Birth</w:t>
       </w:r>
     </w:p>
     <w:p>
@@ -658,7 +546,7 @@
           <w:sz w:val="20"/>
           <w:u w:val="none"/>
         </w:rPr>
-        <w:t>1. The fixed POS client build is deployed on a vertical mobile device (Android Mobile / Apple iPad Tablet / iPhone)</w:t>
+        <w:t>1. Setup 1 contains the station group of the current station and the station is a vertical mobile device.</w:t>
       </w:r>
     </w:p>
     <w:p>
@@ -674,55 +562,7 @@
           <w:sz w:val="20"/>
           <w:u w:val="none"/>
         </w:rPr>
-        <w:t>2. The GEMS gaming interface is configured with the "Station Groups for Masking Date of Birth (Setup 1)" populated with a station group that does NOT include the current station (or Setup 1 is empty)</w:t>
-      </w:r>
-    </w:p>
-    <w:p>
-      <w:pPr>
-        <w:spacing w:before="0" w:after="40"/>
-        <w:ind w:left="360" w:hanging="240"/>
-      </w:pPr>
-      <w:r>
-        <w:rPr>
-          <w:rFonts w:ascii="Arial" w:hAnsi="Arial" w:eastAsia="Arial" w:cs="Arial"/>
-          <w:b w:val="0"/>
-          <w:color w:val="000000"/>
-          <w:sz w:val="20"/>
-          <w:u w:val="none"/>
-        </w:rPr>
-        <w:t>3. The GEMS gaming interface has the "Post Online Comp" payment type attached</w:t>
-      </w:r>
-    </w:p>
-    <w:p>
-      <w:pPr>
-        <w:spacing w:before="0" w:after="40"/>
-        <w:ind w:left="360" w:hanging="240"/>
-      </w:pPr>
-      <w:r>
-        <w:rPr>
-          <w:rFonts w:ascii="Arial" w:hAnsi="Arial" w:eastAsia="Arial" w:cs="Arial"/>
-          <w:b w:val="0"/>
-          <w:color w:val="000000"/>
-          <w:sz w:val="20"/>
-          <w:u w:val="none"/>
-        </w:rPr>
-        <w:t>4. A printed check exists for which the Post Online Comp payment will be applied</w:t>
-      </w:r>
-    </w:p>
-    <w:p>
-      <w:pPr>
-        <w:spacing w:before="0" w:after="40"/>
-        <w:ind w:left="360" w:hanging="240"/>
-      </w:pPr>
-      <w:r>
-        <w:rPr>
-          <w:rFonts w:ascii="Arial" w:hAnsi="Arial" w:eastAsia="Arial" w:cs="Arial"/>
-          <w:b w:val="0"/>
-          <w:color w:val="000000"/>
-          <w:sz w:val="20"/>
-          <w:u w:val="none"/>
-        </w:rPr>
-        <w:t>5. Test environment: Local / HQ test environment</w:t>
+        <w:t>2. The GEMS "Post Online Comp" payment method is available and a printed check exists.</w:t>
       </w:r>
     </w:p>
     <w:p>
@@ -753,7 +593,7 @@
           <w:sz w:val="20"/>
           <w:u w:val="none"/>
         </w:rPr>
-        <w:t>1. Open a printed check on the POS client</w:t>
+        <w:t>1. Open the printed check, click "Paid", and select the GEMS "Post Online Comp" payment method.</w:t>
       </w:r>
     </w:p>
     <w:p>
@@ -769,7 +609,7 @@
           <w:sz w:val="20"/>
           <w:u w:val="none"/>
         </w:rPr>
-        <w:t>2. Click the function "Paid" to go to the cashier</w:t>
+        <w:t>2. Input the patron number and click "Enquiry".</w:t>
       </w:r>
     </w:p>
     <w:p>
@@ -785,7 +625,7 @@
           <w:sz w:val="20"/>
           <w:u w:val="none"/>
         </w:rPr>
-        <w:t>3. Select the payment method attached with the GEMS gaming interface having the payment type "Post Online Comp"</w:t>
+        <w:t>3. Input the masked date of birth and confirm the payment.</w:t>
       </w:r>
     </w:p>
     <w:p>
@@ -801,55 +641,7 @@
           <w:sz w:val="20"/>
           <w:u w:val="none"/>
         </w:rPr>
-        <w:t>4. Input the patron number</w:t>
-      </w:r>
-    </w:p>
-    <w:p>
-      <w:pPr>
-        <w:spacing w:before="0" w:after="40"/>
-        <w:ind w:left="360" w:hanging="240"/>
-      </w:pPr>
-      <w:r>
-        <w:rPr>
-          <w:rFonts w:ascii="Arial" w:hAnsi="Arial" w:eastAsia="Arial" w:cs="Arial"/>
-          <w:b w:val="0"/>
-          <w:color w:val="000000"/>
-          <w:sz w:val="20"/>
-          <w:u w:val="none"/>
-        </w:rPr>
-        <w:t>5. Click the button "Enquiry"</w:t>
-      </w:r>
-    </w:p>
-    <w:p>
-      <w:pPr>
-        <w:spacing w:before="0" w:after="40"/>
-        <w:ind w:left="360" w:hanging="240"/>
-      </w:pPr>
-      <w:r>
-        <w:rPr>
-          <w:rFonts w:ascii="Arial" w:hAnsi="Arial" w:eastAsia="Arial" w:cs="Arial"/>
-          <w:b w:val="0"/>
-          <w:color w:val="000000"/>
-          <w:sz w:val="20"/>
-          <w:u w:val="none"/>
-        </w:rPr>
-        <w:t>6. Verify the system triggers the external party API for enquiry and displays the patron details returned in the response</w:t>
-      </w:r>
-    </w:p>
-    <w:p>
-      <w:pPr>
-        <w:spacing w:before="0" w:after="40"/>
-        <w:ind w:left="360" w:hanging="240"/>
-      </w:pPr>
-      <w:r>
-        <w:rPr>
-          <w:rFonts w:ascii="Arial" w:hAnsi="Arial" w:eastAsia="Arial" w:cs="Arial"/>
-          <w:b w:val="0"/>
-          <w:color w:val="000000"/>
-          <w:sz w:val="20"/>
-          <w:u w:val="none"/>
-        </w:rPr>
-        <w:t>7. Verify the date of birth input field on the mobile view is NOT masked (displays input in plain text, following existing handling)</w:t>
+        <w:t>4. Settle and close the check.</w:t>
       </w:r>
     </w:p>
     <w:p>
@@ -880,7 +672,7 @@
           <w:sz w:val="20"/>
           <w:u w:val="none"/>
         </w:rPr>
-        <w:t>1. The GEMS "Post Online Comp" payment method is selectable and the enquiry is triggered successfully</w:t>
+        <w:t>1. The date of birth remains masked during input while the actual value is submitted correctly to the interface.</w:t>
       </w:r>
     </w:p>
     <w:p>
@@ -896,7 +688,7 @@
           <w:sz w:val="20"/>
           <w:u w:val="none"/>
         </w:rPr>
-        <w:t>2. The date of birth input field on the mobile view is NOT masked — input is displayed in plain text, following the existing handling</w:t>
+        <w:t>2. The Post Online Comp payment is processed successfully.</w:t>
       </w:r>
     </w:p>
     <w:p>
@@ -912,7 +704,22 @@
           <w:sz w:val="20"/>
           <w:u w:val="none"/>
         </w:rPr>
-        <w:t>3. The system ends the operation following the existing handling when the current station does not belong to any station groups configured in Setup 1, or Setup 1 is empty</w:t>
+        <w:t>3. The check is settled correctly and the payment is recorded.</w:t>
+      </w:r>
+    </w:p>
+    <w:p>
+      <w:pPr>
+        <w:spacing w:before="160" w:after="80"/>
+      </w:pPr>
+      <w:r>
+        <w:rPr>
+          <w:rFonts w:ascii="Arial" w:hAnsi="Arial" w:eastAsia="Arial" w:cs="Arial"/>
+          <w:b/>
+          <w:color w:val="001EFF"/>
+          <w:sz w:val="24"/>
+          <w:u w:val="none"/>
+        </w:rPr>
+        <w:t>F3. Conditions Where Date of Birth Is Not Masked</w:t>
       </w:r>
     </w:p>
     <w:p>
@@ -927,7 +734,7 @@
           <w:sz w:val="22"/>
           <w:u w:val="none"/>
         </w:rPr>
-        <w:t>F2.2.Verify Date Of Birth Input Is Unmasked When Device Is Not Vertical Mobile</w:t>
+        <w:t>F3.1. Station Does Not Belong to a Configured Station Group</w:t>
       </w:r>
     </w:p>
     <w:p>
@@ -958,7 +765,7 @@
           <w:sz w:val="20"/>
           <w:u w:val="none"/>
         </w:rPr>
-        <w:t>1. The fixed POS client build is deployed on a horizontal Workstation (Windows 11 Enterprise)</w:t>
+        <w:t>1. Setup 1 contains station groups that do not include the current station.</w:t>
       </w:r>
     </w:p>
     <w:p>
@@ -974,7 +781,7 @@
           <w:sz w:val="20"/>
           <w:u w:val="none"/>
         </w:rPr>
-        <w:t>2. The GEMS gaming interface is configured with the "Station Groups for Masking Date of Birth (Setup 1)" populated with a station group that DOES include the current station</w:t>
+        <w:t>2. The current station is a vertical mobile device.</w:t>
       </w:r>
     </w:p>
     <w:p>
@@ -990,39 +797,7 @@
           <w:sz w:val="20"/>
           <w:u w:val="none"/>
         </w:rPr>
-        <w:t>3. The GEMS gaming interface has the "Post Online Comp" payment type attached</w:t>
-      </w:r>
-    </w:p>
-    <w:p>
-      <w:pPr>
-        <w:spacing w:before="0" w:after="40"/>
-        <w:ind w:left="360" w:hanging="240"/>
-      </w:pPr>
-      <w:r>
-        <w:rPr>
-          <w:rFonts w:ascii="Arial" w:hAnsi="Arial" w:eastAsia="Arial" w:cs="Arial"/>
-          <w:b w:val="0"/>
-          <w:color w:val="000000"/>
-          <w:sz w:val="20"/>
-          <w:u w:val="none"/>
-        </w:rPr>
-        <w:t>4. A printed check exists for which the Post Online Comp payment will be applied</w:t>
-      </w:r>
-    </w:p>
-    <w:p>
-      <w:pPr>
-        <w:spacing w:before="0" w:after="40"/>
-        <w:ind w:left="360" w:hanging="240"/>
-      </w:pPr>
-      <w:r>
-        <w:rPr>
-          <w:rFonts w:ascii="Arial" w:hAnsi="Arial" w:eastAsia="Arial" w:cs="Arial"/>
-          <w:b w:val="0"/>
-          <w:color w:val="000000"/>
-          <w:sz w:val="20"/>
-          <w:u w:val="none"/>
-        </w:rPr>
-        <w:t>5. Test environment: Local / HQ test environment</w:t>
+        <w:t>3. A GEMS "Post Online Comp" payment method and a printed check are available.</w:t>
       </w:r>
     </w:p>
     <w:p>
@@ -1053,7 +828,7 @@
           <w:sz w:val="20"/>
           <w:u w:val="none"/>
         </w:rPr>
-        <w:t>1. Open a printed check on the POS client on the horizontal Workstation</w:t>
+        <w:t>1. Open the printed check, click "Paid", and select the GEMS "Post Online Comp" payment method.</w:t>
       </w:r>
     </w:p>
     <w:p>
@@ -1069,7 +844,7 @@
           <w:sz w:val="20"/>
           <w:u w:val="none"/>
         </w:rPr>
-        <w:t>2. Click the function "Paid" to go to the cashier</w:t>
+        <w:t>2. Input the patron number and click "Enquiry".</w:t>
       </w:r>
     </w:p>
     <w:p>
@@ -1085,55 +860,7 @@
           <w:sz w:val="20"/>
           <w:u w:val="none"/>
         </w:rPr>
-        <w:t>3. Select the payment method attached with the GEMS gaming interface having the payment type "Post Online Comp"</w:t>
-      </w:r>
-    </w:p>
-    <w:p>
-      <w:pPr>
-        <w:spacing w:before="0" w:after="40"/>
-        <w:ind w:left="360" w:hanging="240"/>
-      </w:pPr>
-      <w:r>
-        <w:rPr>
-          <w:rFonts w:ascii="Arial" w:hAnsi="Arial" w:eastAsia="Arial" w:cs="Arial"/>
-          <w:b w:val="0"/>
-          <w:color w:val="000000"/>
-          <w:sz w:val="20"/>
-          <w:u w:val="none"/>
-        </w:rPr>
-        <w:t>4. Input the patron number</w:t>
-      </w:r>
-    </w:p>
-    <w:p>
-      <w:pPr>
-        <w:spacing w:before="0" w:after="40"/>
-        <w:ind w:left="360" w:hanging="240"/>
-      </w:pPr>
-      <w:r>
-        <w:rPr>
-          <w:rFonts w:ascii="Arial" w:hAnsi="Arial" w:eastAsia="Arial" w:cs="Arial"/>
-          <w:b w:val="0"/>
-          <w:color w:val="000000"/>
-          <w:sz w:val="20"/>
-          <w:u w:val="none"/>
-        </w:rPr>
-        <w:t>5. Click the button "Enquiry"</w:t>
-      </w:r>
-    </w:p>
-    <w:p>
-      <w:pPr>
-        <w:spacing w:before="0" w:after="40"/>
-        <w:ind w:left="360" w:hanging="240"/>
-      </w:pPr>
-      <w:r>
-        <w:rPr>
-          <w:rFonts w:ascii="Arial" w:hAnsi="Arial" w:eastAsia="Arial" w:cs="Arial"/>
-          <w:b w:val="0"/>
-          <w:color w:val="000000"/>
-          <w:sz w:val="20"/>
-          <w:u w:val="none"/>
-        </w:rPr>
-        <w:t>6. Verify the date of birth input field is NOT masked (because the device is not a vertical mobile device)</w:t>
+        <w:t>3. Proceed to the date of birth input and enter the value.</w:t>
       </w:r>
     </w:p>
     <w:p>
@@ -1164,7 +891,7 @@
           <w:sz w:val="20"/>
           <w:u w:val="none"/>
         </w:rPr>
-        <w:t>1. The GEMS "Post Online Comp" payment method is selectable and the enquiry is triggered successfully on the horizontal Workstation</w:t>
+        <w:t>1. The date of birth input is displayed unmasked.</w:t>
       </w:r>
     </w:p>
     <w:p>
@@ -1180,7 +907,7 @@
           <w:sz w:val="20"/>
           <w:u w:val="none"/>
         </w:rPr>
-        <w:t>2. The date of birth input field is NOT masked on the horizontal Workstation, even when the station belongs to the configured station group — the masking only takes effect on vertical mobile view</w:t>
+        <w:t>2. The system follows all existing handling for the date of birth input.</w:t>
       </w:r>
     </w:p>
     <w:p>
@@ -1196,22 +923,7 @@
           <w:sz w:val="20"/>
           <w:u w:val="none"/>
         </w:rPr>
-        <w:t>3. The system displays the input of date of birth unmasked, following the existing handling and ending the operation accordingly</w:t>
-      </w:r>
-    </w:p>
-    <w:p>
-      <w:pPr>
-        <w:spacing w:before="160" w:after="80"/>
-      </w:pPr>
-      <w:r>
-        <w:rPr>
-          <w:rFonts w:ascii="Arial" w:hAnsi="Arial" w:eastAsia="Arial" w:cs="Arial"/>
-          <w:b/>
-          <w:color w:val="001EFF"/>
-          <w:sz w:val="24"/>
-          <w:u w:val="none"/>
-        </w:rPr>
-        <w:t>F3.Regression — Existing GEMS Enquiry And Payment Flow</w:t>
+        <w:t>3. The operation completes in the same way as before the enhancement.</w:t>
       </w:r>
     </w:p>
     <w:p>
@@ -1226,7 +938,7 @@
           <w:sz w:val="22"/>
           <w:u w:val="none"/>
         </w:rPr>
-        <w:t>F3.1.Verify Existing GEMS Enquiry And Post Online Comp Payment Flow Is Preserved</w:t>
+        <w:t>F3.2. Setup 1 Is Empty</w:t>
       </w:r>
     </w:p>
     <w:p>
@@ -1257,7 +969,7 @@
           <w:sz w:val="20"/>
           <w:u w:val="none"/>
         </w:rPr>
-        <w:t>1. The fixed POS client build is deployed on a vertical mobile device (Android Mobile / Apple iPad Tablet / iPhone)</w:t>
+        <w:t>1. Setup 1 "Station Groups for Masking Date of Birth" is empty.</w:t>
       </w:r>
     </w:p>
     <w:p>
@@ -1273,7 +985,7 @@
           <w:sz w:val="20"/>
           <w:u w:val="none"/>
         </w:rPr>
-        <w:t>2. The GEMS gaming interface is configured with the "Station Groups for Masking Date of Birth (Setup 1)" populated with the target station group L1</w:t>
+        <w:t>2. The current station is a vertical mobile device.</w:t>
       </w:r>
     </w:p>
     <w:p>
@@ -1289,39 +1001,7 @@
           <w:sz w:val="20"/>
           <w:u w:val="none"/>
         </w:rPr>
-        <w:t>3. The current station belongs to the configured station group L1 and the device is set to vertical mobile view</w:t>
-      </w:r>
-    </w:p>
-    <w:p>
-      <w:pPr>
-        <w:spacing w:before="0" w:after="40"/>
-        <w:ind w:left="360" w:hanging="240"/>
-      </w:pPr>
-      <w:r>
-        <w:rPr>
-          <w:rFonts w:ascii="Arial" w:hAnsi="Arial" w:eastAsia="Arial" w:cs="Arial"/>
-          <w:b w:val="0"/>
-          <w:color w:val="000000"/>
-          <w:sz w:val="20"/>
-          <w:u w:val="none"/>
-        </w:rPr>
-        <w:t>4. A printed check exists for which the Post Online Comp payment will be applied</w:t>
-      </w:r>
-    </w:p>
-    <w:p>
-      <w:pPr>
-        <w:spacing w:before="0" w:after="40"/>
-        <w:ind w:left="360" w:hanging="240"/>
-      </w:pPr>
-      <w:r>
-        <w:rPr>
-          <w:rFonts w:ascii="Arial" w:hAnsi="Arial" w:eastAsia="Arial" w:cs="Arial"/>
-          <w:b w:val="0"/>
-          <w:color w:val="000000"/>
-          <w:sz w:val="20"/>
-          <w:u w:val="none"/>
-        </w:rPr>
-        <w:t>5. Test environment: Local / HQ test environment</w:t>
+        <w:t>3. A GEMS "Post Online Comp" payment method and a printed check are available.</w:t>
       </w:r>
     </w:p>
     <w:p>
@@ -1352,7 +1032,7 @@
           <w:sz w:val="20"/>
           <w:u w:val="none"/>
         </w:rPr>
-        <w:t>1. Open a printed check on the POS client</w:t>
+        <w:t>1. Open the printed check, click "Paid", and select the GEMS "Post Online Comp" payment method.</w:t>
       </w:r>
     </w:p>
     <w:p>
@@ -1368,7 +1048,7 @@
           <w:sz w:val="20"/>
           <w:u w:val="none"/>
         </w:rPr>
-        <w:t>2. Click the function "Paid" to go to the cashier</w:t>
+        <w:t>2. Input the patron number and click "Enquiry".</w:t>
       </w:r>
     </w:p>
     <w:p>
@@ -1384,71 +1064,7 @@
           <w:sz w:val="20"/>
           <w:u w:val="none"/>
         </w:rPr>
-        <w:t>3. Select the GEMS "Post Online Comp" payment method</w:t>
-      </w:r>
-    </w:p>
-    <w:p>
-      <w:pPr>
-        <w:spacing w:before="0" w:after="40"/>
-        <w:ind w:left="360" w:hanging="240"/>
-      </w:pPr>
-      <w:r>
-        <w:rPr>
-          <w:rFonts w:ascii="Arial" w:hAnsi="Arial" w:eastAsia="Arial" w:cs="Arial"/>
-          <w:b w:val="0"/>
-          <w:color w:val="000000"/>
-          <w:sz w:val="20"/>
-          <w:u w:val="none"/>
-        </w:rPr>
-        <w:t>4. Input the patron number, click "Enquiry", and verify the patron enquiry response is displayed correctly</w:t>
-      </w:r>
-    </w:p>
-    <w:p>
-      <w:pPr>
-        <w:spacing w:before="0" w:after="40"/>
-        <w:ind w:left="360" w:hanging="240"/>
-      </w:pPr>
-      <w:r>
-        <w:rPr>
-          <w:rFonts w:ascii="Arial" w:hAnsi="Arial" w:eastAsia="Arial" w:cs="Arial"/>
-          <w:b w:val="0"/>
-          <w:color w:val="000000"/>
-          <w:sz w:val="20"/>
-          <w:u w:val="none"/>
-        </w:rPr>
-        <w:t>5. Input the (masked) date of birth and proceed with the Post Online Comp payment</w:t>
-      </w:r>
-    </w:p>
-    <w:p>
-      <w:pPr>
-        <w:spacing w:before="0" w:after="40"/>
-        <w:ind w:left="360" w:hanging="240"/>
-      </w:pPr>
-      <w:r>
-        <w:rPr>
-          <w:rFonts w:ascii="Arial" w:hAnsi="Arial" w:eastAsia="Arial" w:cs="Arial"/>
-          <w:b w:val="0"/>
-          <w:color w:val="000000"/>
-          <w:sz w:val="20"/>
-          <w:u w:val="none"/>
-        </w:rPr>
-        <w:t>6. Verify the Post Online Comp payment is applied to the check and the check is closed correctly</w:t>
-      </w:r>
-    </w:p>
-    <w:p>
-      <w:pPr>
-        <w:spacing w:before="0" w:after="40"/>
-        <w:ind w:left="360" w:hanging="240"/>
-      </w:pPr>
-      <w:r>
-        <w:rPr>
-          <w:rFonts w:ascii="Arial" w:hAnsi="Arial" w:eastAsia="Arial" w:cs="Arial"/>
-          <w:b w:val="0"/>
-          <w:color w:val="000000"/>
-          <w:sz w:val="20"/>
-          <w:u w:val="none"/>
-        </w:rPr>
-        <w:t>7. Verify the corresponding redemption record is reflected correctly in the Comp Report (CUS0272) / TA And Voucher Redemption Report (POS0163) on the local server</w:t>
+        <w:t>3. Proceed to the date of birth input.</w:t>
       </w:r>
     </w:p>
     <w:p>
@@ -1479,7 +1095,7 @@
           <w:sz w:val="20"/>
           <w:u w:val="none"/>
         </w:rPr>
-        <w:t>1. The GEMS "Post Online Comp" payment enquiry flow completes successfully with the date of birth input masked</w:t>
+        <w:t>1. The date of birth input is displayed unmasked.</w:t>
       </w:r>
     </w:p>
     <w:p>
@@ -1495,7 +1111,37 @@
           <w:sz w:val="20"/>
           <w:u w:val="none"/>
         </w:rPr>
-        <w:t>2. The Post Online Comp payment is applied to the check and the check is closed correctly</w:t>
+        <w:t>2. The system follows the existing behavior and ends the operation normally.</w:t>
+      </w:r>
+    </w:p>
+    <w:p>
+      <w:pPr>
+        <w:spacing w:before="120" w:after="60"/>
+      </w:pPr>
+      <w:r>
+        <w:rPr>
+          <w:rFonts w:ascii="Arial" w:hAnsi="Arial" w:eastAsia="Arial" w:cs="Arial"/>
+          <w:b/>
+          <w:color w:val="001EFF"/>
+          <w:sz w:val="22"/>
+          <w:u w:val="none"/>
+        </w:rPr>
+        <w:t>F3.3. Station Is Not a Vertical Device</w:t>
+      </w:r>
+    </w:p>
+    <w:p>
+      <w:pPr>
+        <w:spacing w:before="0" w:after="80"/>
+      </w:pPr>
+      <w:r>
+        <w:rPr>
+          <w:rFonts w:ascii="Arial" w:hAnsi="Arial" w:eastAsia="Arial" w:cs="Arial"/>
+          <w:b/>
+          <w:color w:val="000000"/>
+          <w:sz w:val="20"/>
+          <w:u w:val="none"/>
+        </w:rPr>
+        <w:t>Prerequisite(s):</w:t>
       </w:r>
     </w:p>
     <w:p>
@@ -1511,22 +1157,7 @@
           <w:sz w:val="20"/>
           <w:u w:val="none"/>
         </w:rPr>
-        <w:t>3. The corresponding redemption record is reflected correctly in the Comp Report (CUS0272) / TA And Voucher Redemption Report (POS0163) — no regression in the redemption reporting is introduced by the date of birth masking feature</w:t>
-      </w:r>
-    </w:p>
-    <w:p>
-      <w:pPr>
-        <w:spacing w:before="200" w:after="120"/>
-      </w:pPr>
-      <w:r>
-        <w:rPr>
-          <w:rFonts w:ascii="Arial" w:hAnsi="Arial" w:eastAsia="Arial" w:cs="Arial"/>
-          <w:b/>
-          <w:color w:val="000000"/>
-          <w:sz w:val="26"/>
-          <w:u w:val="single"/>
-        </w:rPr>
-        <w:t>Test Environment Information</w:t>
+        <w:t>1. Setup 1 contains the station group of the current station.</w:t>
       </w:r>
     </w:p>
     <w:p>
@@ -1542,7 +1173,7 @@
           <w:sz w:val="20"/>
           <w:u w:val="none"/>
         </w:rPr>
-        <w:t>• Local test environment</w:t>
+        <w:t>2. The current station is a non-vertical device (horizontal Workstation view).</w:t>
       </w:r>
     </w:p>
     <w:p>
@@ -1558,22 +1189,7 @@
           <w:sz w:val="20"/>
           <w:u w:val="none"/>
         </w:rPr>
-        <w:t>• HQ test environment</w:t>
-      </w:r>
-    </w:p>
-    <w:p>
-      <w:pPr>
-        <w:spacing w:before="200" w:after="120"/>
-      </w:pPr>
-      <w:r>
-        <w:rPr>
-          <w:rFonts w:ascii="Arial" w:hAnsi="Arial" w:eastAsia="Arial" w:cs="Arial"/>
-          <w:b/>
-          <w:color w:val="000000"/>
-          <w:sz w:val="26"/>
-          <w:u w:val="single"/>
-        </w:rPr>
-        <w:t>Appendix</w:t>
+        <w:t>3. A GEMS "Post Online Comp" payment method and a printed check are available.</w:t>
       </w:r>
     </w:p>
     <w:p>
@@ -1588,7 +1204,7 @@
           <w:sz w:val="20"/>
           <w:u w:val="none"/>
         </w:rPr>
-        <w:t>JIRA Acceptance Criteria (HERO-69026):</w:t>
+        <w:t>Step(s):</w:t>
       </w:r>
     </w:p>
     <w:p>
@@ -1604,7 +1220,7 @@
           <w:sz w:val="20"/>
           <w:u w:val="none"/>
         </w:rPr>
-        <w:t>• Available for GEMS gaming interface; available for vertical mobile view ONLY.</w:t>
+        <w:t>1. Open the printed check, click "Paid", and select the GEMS "Post Online Comp" payment method.</w:t>
       </w:r>
     </w:p>
     <w:p>
@@ -1620,7 +1236,7 @@
           <w:sz w:val="20"/>
           <w:u w:val="none"/>
         </w:rPr>
-        <w:t>• System supports to mask date of birth input for post online comp payment.</w:t>
+        <w:t>2. Input the patron number and click "Enquiry".</w:t>
       </w:r>
     </w:p>
     <w:p>
@@ -1636,7 +1252,22 @@
           <w:sz w:val="20"/>
           <w:u w:val="none"/>
         </w:rPr>
-        <w:t>• Workflow: 1) Open a printed check; 2) Click function "Paid" to go to cashier; 3) Select the payment method attached with GEMS gaming interface having the payment type "Post Online Comp"; 4) Input the patron number; 5) Click button "Enquiry"; 6) The system triggers the external party API for enquiry; 7) The system displays the parton details returned in the response; 8) If current station belongs to a station group configured in Setup 1 AND station is vertical device, the system masking the input of date of birth; 9) If the current station does not belong to any station groups configured in Setup 1, or Setup 1 is empty, or station is not vertical device, the system displays input of date of birth unmasked, follow all existing handling and end of operation.</w:t>
+        <w:t>3. Proceed to the date of birth input.</w:t>
+      </w:r>
+    </w:p>
+    <w:p>
+      <w:pPr>
+        <w:spacing w:before="0" w:after="80"/>
+      </w:pPr>
+      <w:r>
+        <w:rPr>
+          <w:rFonts w:ascii="Arial" w:hAnsi="Arial" w:eastAsia="Arial" w:cs="Arial"/>
+          <w:b/>
+          <w:color w:val="000000"/>
+          <w:sz w:val="20"/>
+          <w:u w:val="none"/>
+        </w:rPr>
+        <w:t>Test Result(s):</w:t>
       </w:r>
     </w:p>
     <w:p>
@@ -1652,7 +1283,39 @@
           <w:sz w:val="20"/>
           <w:u w:val="none"/>
         </w:rPr>
-        <w:t>• The feature must take effect on mobile POS only (configuration by workstation or by station group).</w:t>
+        <w:t>1. The date of birth input is displayed unmasked on the non-vertical device.</w:t>
+      </w:r>
+    </w:p>
+    <w:p>
+      <w:pPr>
+        <w:spacing w:before="0" w:after="40"/>
+        <w:ind w:left="360" w:hanging="240"/>
+      </w:pPr>
+      <w:r>
+        <w:rPr>
+          <w:rFonts w:ascii="Arial" w:hAnsi="Arial" w:eastAsia="Arial" w:cs="Arial"/>
+          <w:b w:val="0"/>
+          <w:color w:val="000000"/>
+          <w:sz w:val="20"/>
+          <w:u w:val="none"/>
+        </w:rPr>
+        <w:t>2. The system follows all existing handling regardless of the station group configuration.</w:t>
+      </w:r>
+    </w:p>
+    <w:p>
+      <w:pPr>
+        <w:spacing w:before="0" w:after="40"/>
+        <w:ind w:left="360" w:hanging="240"/>
+      </w:pPr>
+      <w:r>
+        <w:rPr>
+          <w:rFonts w:ascii="Arial" w:hAnsi="Arial" w:eastAsia="Arial" w:cs="Arial"/>
+          <w:b w:val="0"/>
+          <w:color w:val="000000"/>
+          <w:sz w:val="20"/>
+          <w:u w:val="none"/>
+        </w:rPr>
+        <w:t>3. The payment flow remains unchanged on horizontal Workstation view.</w:t>
       </w:r>
     </w:p>
     <w:sectPr>
